--- a/A053&A023_DBMSProject_Report.docx
+++ b/A053&A023_DBMSProject_Report.docx
@@ -1007,17 +1007,45 @@
         <w:rPr>
           <w:b/>
           <w:bCs/>
+          <w:color w:val="000000" w:themeColor="text1"/>
+        </w:rPr>
+      </w:pPr>
+      <w:r>
+        <w:rPr>
+          <w:b/>
+          <w:bCs/>
+          <w:color w:val="000000" w:themeColor="text1"/>
+        </w:rPr>
+        <w:t xml:space="preserve">Github link of your project: </w:t>
+      </w:r>
+    </w:p>
+    <w:p>
+      <w:pPr>
+        <w:keepLines/>
+        <w:pBdr>
+          <w:top w:val="nil"/>
+          <w:left w:val="nil"/>
+          <w:bottom w:val="nil"/>
+          <w:right w:val="nil"/>
+          <w:between w:val="nil"/>
+        </w:pBdr>
+        <w:spacing w:after="200" w:line="276" w:lineRule="auto"/>
+        <w:rPr>
+          <w:b/>
+          <w:bCs/>
           <w:color w:val="000000"/>
         </w:rPr>
       </w:pPr>
-      <w:r>
-        <w:rPr>
-          <w:b/>
-          <w:bCs/>
-          <w:color w:val="000000" w:themeColor="text1"/>
-        </w:rPr>
-        <w:t xml:space="preserve">Github link of your project: </w:t>
-      </w:r>
+      <w:hyperlink r:id="rId11" w:history="1">
+        <w:r>
+          <w:rPr>
+            <w:rStyle w:val="Hyperlink"/>
+            <w:b/>
+            <w:bCs/>
+          </w:rPr>
+          <w:t>https://github.com/afifaaaaah/A053-A023_DBMSProject_Report.git</w:t>
+        </w:r>
+      </w:hyperlink>
     </w:p>
     <w:p>
       <w:pPr>
@@ -1266,7 +1294,6 @@
           <w:bCs/>
           <w:color w:val="000000" w:themeColor="text1"/>
         </w:rPr>
-        <w:lastRenderedPageBreak/>
         <w:t>Rubrics for the Project evaluation:</w:t>
       </w:r>
     </w:p>
@@ -4497,7 +4524,7 @@
                     <pic:cNvPicPr/>
                   </pic:nvPicPr>
                   <pic:blipFill>
-                    <a:blip r:embed="rId11">
+                    <a:blip r:embed="rId12">
                       <a:extLst>
                         <a:ext uri="{28A0092B-C50C-407E-A947-70E740481C1C}">
                           <a14:useLocalDpi xmlns:a14="http://schemas.microsoft.com/office/drawing/2010/main"/>
@@ -5538,7 +5565,7 @@
                     <pic:cNvPicPr/>
                   </pic:nvPicPr>
                   <pic:blipFill>
-                    <a:blip r:embed="rId12">
+                    <a:blip r:embed="rId13">
                       <a:extLst>
                         <a:ext uri="{28A0092B-C50C-407E-A947-70E740481C1C}">
                           <a14:useLocalDpi xmlns:a14="http://schemas.microsoft.com/office/drawing/2010/main"/>
@@ -5762,7 +5789,7 @@
                     <pic:cNvPicPr/>
                   </pic:nvPicPr>
                   <pic:blipFill>
-                    <a:blip r:embed="rId13">
+                    <a:blip r:embed="rId14">
                       <a:extLst>
                         <a:ext uri="{28A0092B-C50C-407E-A947-70E740481C1C}">
                           <a14:useLocalDpi xmlns:a14="http://schemas.microsoft.com/office/drawing/2010/main"/>
@@ -5890,7 +5917,7 @@
                     <pic:cNvPicPr/>
                   </pic:nvPicPr>
                   <pic:blipFill>
-                    <a:blip r:embed="rId14">
+                    <a:blip r:embed="rId15">
                       <a:extLst>
                         <a:ext uri="{28A0092B-C50C-407E-A947-70E740481C1C}">
                           <a14:useLocalDpi xmlns:a14="http://schemas.microsoft.com/office/drawing/2010/main"/>
@@ -6074,7 +6101,7 @@
                     <pic:cNvPicPr/>
                   </pic:nvPicPr>
                   <pic:blipFill>
-                    <a:blip r:embed="rId15">
+                    <a:blip r:embed="rId16">
                       <a:extLst>
                         <a:ext uri="{28A0092B-C50C-407E-A947-70E740481C1C}">
                           <a14:useLocalDpi xmlns:a14="http://schemas.microsoft.com/office/drawing/2010/main"/>
@@ -6212,7 +6239,7 @@
                     <pic:cNvPicPr/>
                   </pic:nvPicPr>
                   <pic:blipFill>
-                    <a:blip r:embed="rId16">
+                    <a:blip r:embed="rId17">
                       <a:extLst>
                         <a:ext uri="{28A0092B-C50C-407E-A947-70E740481C1C}">
                           <a14:useLocalDpi xmlns:a14="http://schemas.microsoft.com/office/drawing/2010/main"/>
@@ -6391,7 +6418,7 @@
                     <pic:cNvPicPr/>
                   </pic:nvPicPr>
                   <pic:blipFill>
-                    <a:blip r:embed="rId17">
+                    <a:blip r:embed="rId18">
                       <a:extLst>
                         <a:ext uri="{28A0092B-C50C-407E-A947-70E740481C1C}">
                           <a14:useLocalDpi xmlns:a14="http://schemas.microsoft.com/office/drawing/2010/main"/>
@@ -6629,7 +6656,7 @@
                     <pic:cNvPicPr/>
                   </pic:nvPicPr>
                   <pic:blipFill>
-                    <a:blip r:embed="rId18">
+                    <a:blip r:embed="rId19">
                       <a:extLst>
                         <a:ext uri="{28A0092B-C50C-407E-A947-70E740481C1C}">
                           <a14:useLocalDpi xmlns:a14="http://schemas.microsoft.com/office/drawing/2010/main"/>
@@ -6799,7 +6826,7 @@
                     <pic:cNvPicPr/>
                   </pic:nvPicPr>
                   <pic:blipFill>
-                    <a:blip r:embed="rId19">
+                    <a:blip r:embed="rId20">
                       <a:extLst>
                         <a:ext uri="{28A0092B-C50C-407E-A947-70E740481C1C}">
                           <a14:useLocalDpi xmlns:a14="http://schemas.microsoft.com/office/drawing/2010/main"/>
@@ -6964,7 +6991,7 @@
                     <pic:cNvPicPr/>
                   </pic:nvPicPr>
                   <pic:blipFill>
-                    <a:blip r:embed="rId20">
+                    <a:blip r:embed="rId21">
                       <a:extLst>
                         <a:ext uri="{28A0092B-C50C-407E-A947-70E740481C1C}">
                           <a14:useLocalDpi xmlns:a14="http://schemas.microsoft.com/office/drawing/2010/main"/>
@@ -7262,7 +7289,7 @@
                     <pic:cNvPicPr/>
                   </pic:nvPicPr>
                   <pic:blipFill>
-                    <a:blip r:embed="rId21">
+                    <a:blip r:embed="rId22">
                       <a:extLst>
                         <a:ext uri="{28A0092B-C50C-407E-A947-70E740481C1C}">
                           <a14:useLocalDpi xmlns:a14="http://schemas.microsoft.com/office/drawing/2010/main"/>
@@ -7441,7 +7468,7 @@
                     <pic:cNvPicPr/>
                   </pic:nvPicPr>
                   <pic:blipFill>
-                    <a:blip r:embed="rId22">
+                    <a:blip r:embed="rId23">
                       <a:extLst>
                         <a:ext uri="{28A0092B-C50C-407E-A947-70E740481C1C}">
                           <a14:useLocalDpi xmlns:a14="http://schemas.microsoft.com/office/drawing/2010/main"/>
@@ -7600,7 +7627,7 @@
                     <pic:cNvPicPr/>
                   </pic:nvPicPr>
                   <pic:blipFill>
-                    <a:blip r:embed="rId23">
+                    <a:blip r:embed="rId24">
                       <a:extLst>
                         <a:ext uri="{28A0092B-C50C-407E-A947-70E740481C1C}">
                           <a14:useLocalDpi xmlns:a14="http://schemas.microsoft.com/office/drawing/2010/main"/>
@@ -7749,7 +7776,7 @@
                     <pic:cNvPicPr/>
                   </pic:nvPicPr>
                   <pic:blipFill>
-                    <a:blip r:embed="rId24">
+                    <a:blip r:embed="rId25">
                       <a:extLst>
                         <a:ext uri="{28A0092B-C50C-407E-A947-70E740481C1C}">
                           <a14:useLocalDpi xmlns:a14="http://schemas.microsoft.com/office/drawing/2010/main"/>
@@ -8090,7 +8117,7 @@
                     <pic:cNvPicPr/>
                   </pic:nvPicPr>
                   <pic:blipFill>
-                    <a:blip r:embed="rId25">
+                    <a:blip r:embed="rId26">
                       <a:extLst>
                         <a:ext uri="{28A0092B-C50C-407E-A947-70E740481C1C}">
                           <a14:useLocalDpi xmlns:a14="http://schemas.microsoft.com/office/drawing/2010/main"/>
@@ -8340,7 +8367,7 @@
                     <pic:cNvPicPr/>
                   </pic:nvPicPr>
                   <pic:blipFill>
-                    <a:blip r:embed="rId26">
+                    <a:blip r:embed="rId27">
                       <a:extLst>
                         <a:ext uri="{28A0092B-C50C-407E-A947-70E740481C1C}">
                           <a14:useLocalDpi xmlns:a14="http://schemas.microsoft.com/office/drawing/2010/main"/>
@@ -8489,7 +8516,7 @@
                     <pic:cNvPicPr/>
                   </pic:nvPicPr>
                   <pic:blipFill>
-                    <a:blip r:embed="rId27">
+                    <a:blip r:embed="rId28">
                       <a:extLst>
                         <a:ext uri="{28A0092B-C50C-407E-A947-70E740481C1C}">
                           <a14:useLocalDpi xmlns:a14="http://schemas.microsoft.com/office/drawing/2010/main"/>
@@ -8617,7 +8644,7 @@
                     <pic:cNvPicPr/>
                   </pic:nvPicPr>
                   <pic:blipFill>
-                    <a:blip r:embed="rId28">
+                    <a:blip r:embed="rId29">
                       <a:extLst>
                         <a:ext uri="{28A0092B-C50C-407E-A947-70E740481C1C}">
                           <a14:useLocalDpi xmlns:a14="http://schemas.microsoft.com/office/drawing/2010/main"/>
@@ -8746,7 +8773,7 @@
                     <pic:cNvPicPr/>
                   </pic:nvPicPr>
                   <pic:blipFill>
-                    <a:blip r:embed="rId29">
+                    <a:blip r:embed="rId30">
                       <a:extLst>
                         <a:ext uri="{28A0092B-C50C-407E-A947-70E740481C1C}">
                           <a14:useLocalDpi xmlns:a14="http://schemas.microsoft.com/office/drawing/2010/main"/>
@@ -8885,7 +8912,7 @@
                     <pic:cNvPicPr/>
                   </pic:nvPicPr>
                   <pic:blipFill>
-                    <a:blip r:embed="rId30">
+                    <a:blip r:embed="rId31">
                       <a:extLst>
                         <a:ext uri="{28A0092B-C50C-407E-A947-70E740481C1C}">
                           <a14:useLocalDpi xmlns:a14="http://schemas.microsoft.com/office/drawing/2010/main"/>
@@ -9146,7 +9173,7 @@
                     <pic:cNvPicPr/>
                   </pic:nvPicPr>
                   <pic:blipFill>
-                    <a:blip r:embed="rId31">
+                    <a:blip r:embed="rId32">
                       <a:extLst>
                         <a:ext uri="{28A0092B-C50C-407E-A947-70E740481C1C}">
                           <a14:useLocalDpi xmlns:a14="http://schemas.microsoft.com/office/drawing/2010/main"/>
@@ -9295,7 +9322,7 @@
                     <pic:cNvPicPr/>
                   </pic:nvPicPr>
                   <pic:blipFill>
-                    <a:blip r:embed="rId32">
+                    <a:blip r:embed="rId33">
                       <a:extLst>
                         <a:ext uri="{28A0092B-C50C-407E-A947-70E740481C1C}">
                           <a14:useLocalDpi xmlns:a14="http://schemas.microsoft.com/office/drawing/2010/main"/>
@@ -9523,7 +9550,7 @@
                     <pic:cNvPicPr/>
                   </pic:nvPicPr>
                   <pic:blipFill>
-                    <a:blip r:embed="rId33">
+                    <a:blip r:embed="rId34">
                       <a:extLst>
                         <a:ext uri="{28A0092B-C50C-407E-A947-70E740481C1C}">
                           <a14:useLocalDpi xmlns:a14="http://schemas.microsoft.com/office/drawing/2010/main"/>
@@ -9574,7 +9601,7 @@
                     <pic:cNvPicPr/>
                   </pic:nvPicPr>
                   <pic:blipFill>
-                    <a:blip r:embed="rId34">
+                    <a:blip r:embed="rId35">
                       <a:extLst>
                         <a:ext uri="{28A0092B-C50C-407E-A947-70E740481C1C}">
                           <a14:useLocalDpi xmlns:a14="http://schemas.microsoft.com/office/drawing/2010/main"/>
@@ -9626,7 +9653,7 @@
                     <pic:cNvPicPr/>
                   </pic:nvPicPr>
                   <pic:blipFill>
-                    <a:blip r:embed="rId35">
+                    <a:blip r:embed="rId36">
                       <a:extLst>
                         <a:ext uri="{28A0092B-C50C-407E-A947-70E740481C1C}">
                           <a14:useLocalDpi xmlns:a14="http://schemas.microsoft.com/office/drawing/2010/main"/>
@@ -10441,7 +10468,7 @@
       </w:pPr>
     </w:p>
     <w:sectPr>
-      <w:footerReference w:type="default" r:id="rId36"/>
+      <w:footerReference w:type="default" r:id="rId37"/>
       <w:pgSz w:w="12240" w:h="15840"/>
       <w:pgMar w:top="1440" w:right="474" w:bottom="1440" w:left="1440" w:header="720" w:footer="720" w:gutter="0"/>
       <w:pgNumType w:start="1"/>
@@ -12442,6 +12469,29 @@
     <w:uiPriority w:val="99"/>
     <w:rsid w:val="00F05054"/>
   </w:style>
+  <w:style w:type="character" w:styleId="Hyperlink">
+    <w:name w:val="Hyperlink"/>
+    <w:basedOn w:val="DefaultParagraphFont"/>
+    <w:uiPriority w:val="99"/>
+    <w:unhideWhenUsed/>
+    <w:rsid w:val="006D46BD"/>
+    <w:rPr>
+      <w:color w:val="0000FF" w:themeColor="hyperlink"/>
+      <w:u w:val="single"/>
+    </w:rPr>
+  </w:style>
+  <w:style w:type="character" w:styleId="UnresolvedMention">
+    <w:name w:val="Unresolved Mention"/>
+    <w:basedOn w:val="DefaultParagraphFont"/>
+    <w:uiPriority w:val="99"/>
+    <w:semiHidden/>
+    <w:unhideWhenUsed/>
+    <w:rsid w:val="006D46BD"/>
+    <w:rPr>
+      <w:color w:val="605E5C"/>
+      <w:shd w:val="clear" w:color="auto" w:fill="E1DFDD"/>
+    </w:rPr>
+  </w:style>
 </w:styles>
 </file>
 
@@ -12766,6 +12816,15 @@
 </file>
 
 <file path=customXml/item1.xml><?xml version="1.0" encoding="utf-8"?>
+<?mso-contentType ?>
+<FormTemplates xmlns="http://schemas.microsoft.com/sharepoint/v3/contenttype/forms">
+  <Display>DocumentLibraryForm</Display>
+  <Edit>DocumentLibraryForm</Edit>
+  <New>DocumentLibraryForm</New>
+</FormTemplates>
+</file>
+
+<file path=customXml/item2.xml><?xml version="1.0" encoding="utf-8"?>
 <ct:contentTypeSchema xmlns:ct="http://schemas.microsoft.com/office/2006/metadata/contentType" xmlns:ma="http://schemas.microsoft.com/office/2006/metadata/properties/metaAttributes" ct:_="" ma:_="" ma:contentTypeName="Document" ma:contentTypeID="0x01010081A395E78A100447A775C0549EB6C470" ma:contentTypeVersion="3" ma:contentTypeDescription="Create a new document." ma:contentTypeScope="" ma:versionID="0e3040c321c39eaa49903de4efe698f2">
   <xsd:schema xmlns:xsd="http://www.w3.org/2001/XMLSchema" xmlns:xs="http://www.w3.org/2001/XMLSchema" xmlns:p="http://schemas.microsoft.com/office/2006/metadata/properties" xmlns:ns2="18de4895-1c04-45e3-8878-1aec4b763df8" targetNamespace="http://schemas.microsoft.com/office/2006/metadata/properties" ma:root="true" ma:fieldsID="a2359e95acb1c37dc21f0088d3c0d58a" ns2:_="">
     <xsd:import namespace="18de4895-1c04-45e3-8878-1aec4b763df8"/>
@@ -12903,26 +12962,25 @@
 </ct:contentTypeSchema>
 </file>
 
-<file path=customXml/item2.xml><?xml version="1.0" encoding="utf-8"?>
-<?mso-contentType ?>
-<FormTemplates xmlns="http://schemas.microsoft.com/sharepoint/v3/contenttype/forms">
-  <Display>DocumentLibraryForm</Display>
-  <Edit>DocumentLibraryForm</Edit>
-  <New>DocumentLibraryForm</New>
-</FormTemplates>
+<file path=customXml/item3.xml><?xml version="1.0" encoding="utf-8"?>
+<b:Sources xmlns:b="http://schemas.openxmlformats.org/officeDocument/2006/bibliography" xmlns="http://schemas.openxmlformats.org/officeDocument/2006/bibliography" SelectedStyle="\APASixthEditionOfficeOnline.xsl" StyleName="APA" Version="6"/>
 </file>
 
-<file path=customXml/item3.xml><?xml version="1.0" encoding="utf-8"?>
+<file path=customXml/item4.xml><?xml version="1.0" encoding="utf-8"?>
 <p:properties xmlns:p="http://schemas.microsoft.com/office/2006/metadata/properties" xmlns:xsi="http://www.w3.org/2001/XMLSchema-instance" xmlns:pc="http://schemas.microsoft.com/office/infopath/2007/PartnerControls">
   <documentManagement/>
 </p:properties>
 </file>
 
-<file path=customXml/item4.xml><?xml version="1.0" encoding="utf-8"?>
-<b:Sources xmlns:b="http://schemas.openxmlformats.org/officeDocument/2006/bibliography" xmlns="http://schemas.openxmlformats.org/officeDocument/2006/bibliography" SelectedStyle="\APASixthEditionOfficeOnline.xsl" StyleName="APA" Version="6"/>
+<file path=customXml/itemProps1.xml><?xml version="1.0" encoding="utf-8"?>
+<ds:datastoreItem xmlns:ds="http://schemas.openxmlformats.org/officeDocument/2006/customXml" ds:itemID="{F40C9CCA-79CD-46E0-97CE-7AEA998B551C}">
+  <ds:schemaRefs>
+    <ds:schemaRef ds:uri="http://schemas.microsoft.com/sharepoint/v3/contenttype/forms"/>
+  </ds:schemaRefs>
+</ds:datastoreItem>
 </file>
 
-<file path=customXml/itemProps1.xml><?xml version="1.0" encoding="utf-8"?>
+<file path=customXml/itemProps2.xml><?xml version="1.0" encoding="utf-8"?>
 <ds:datastoreItem xmlns:ds="http://schemas.openxmlformats.org/officeDocument/2006/customXml" ds:itemID="{3BC090EB-01D3-446C-8CF8-6A9F3D4D43DB}">
   <ds:schemaRefs>
     <ds:schemaRef ds:uri="http://schemas.microsoft.com/office/2006/metadata/contentType"/>
@@ -12940,27 +12998,19 @@
 </ds:datastoreItem>
 </file>
 
-<file path=customXml/itemProps2.xml><?xml version="1.0" encoding="utf-8"?>
-<ds:datastoreItem xmlns:ds="http://schemas.openxmlformats.org/officeDocument/2006/customXml" ds:itemID="{F40C9CCA-79CD-46E0-97CE-7AEA998B551C}">
+<file path=customXml/itemProps3.xml><?xml version="1.0" encoding="utf-8"?>
+<ds:datastoreItem xmlns:ds="http://schemas.openxmlformats.org/officeDocument/2006/customXml" ds:itemID="{1F9A129F-E6A4-40F2-8E77-80473E126618}">
   <ds:schemaRefs>
-    <ds:schemaRef ds:uri="http://schemas.microsoft.com/sharepoint/v3/contenttype/forms"/>
+    <ds:schemaRef ds:uri="http://schemas.openxmlformats.org/officeDocument/2006/bibliography"/>
   </ds:schemaRefs>
 </ds:datastoreItem>
 </file>
 
-<file path=customXml/itemProps3.xml><?xml version="1.0" encoding="utf-8"?>
+<file path=customXml/itemProps4.xml><?xml version="1.0" encoding="utf-8"?>
 <ds:datastoreItem xmlns:ds="http://schemas.openxmlformats.org/officeDocument/2006/customXml" ds:itemID="{79B95892-115C-4BCC-B3AC-0312B981C4F9}">
   <ds:schemaRefs>
     <ds:schemaRef ds:uri="http://schemas.microsoft.com/office/2006/metadata/properties"/>
     <ds:schemaRef ds:uri="http://schemas.microsoft.com/office/infopath/2007/PartnerControls"/>
   </ds:schemaRefs>
 </ds:datastoreItem>
-</file>
-
-<file path=customXml/itemProps4.xml><?xml version="1.0" encoding="utf-8"?>
-<ds:datastoreItem xmlns:ds="http://schemas.openxmlformats.org/officeDocument/2006/customXml" ds:itemID="{1F9A129F-E6A4-40F2-8E77-80473E126618}">
-  <ds:schemaRefs>
-    <ds:schemaRef ds:uri="http://schemas.openxmlformats.org/officeDocument/2006/bibliography"/>
-  </ds:schemaRefs>
-</ds:datastoreItem>
 </file>